--- a/docs/Week1_Environment_Setup.docx
+++ b/docs/Week1_Environment_Setup.docx
@@ -5,6 +5,9 @@
     <w:p>
       <w:pPr>
         <w:pStyle w:val="1"/>
+        <w:rPr>
+          <w:rFonts w:hint="eastAsia"/>
+        </w:rPr>
       </w:pPr>
       <w:r>
         <w:t>第一周 环境配置记录</w:t>
@@ -13,6 +16,9 @@
     <w:p>
       <w:pPr>
         <w:pStyle w:val="2"/>
+        <w:rPr>
+          <w:rFonts w:hint="eastAsia"/>
+        </w:rPr>
       </w:pPr>
       <w:r>
         <w:t>1. 开发环境</w:t>
@@ -285,6 +291,9 @@
     <w:p>
       <w:pPr>
         <w:pStyle w:val="2"/>
+        <w:rPr>
+          <w:rFonts w:hint="eastAsia"/>
+        </w:rPr>
       </w:pPr>
       <w:r>
         <w:t>2. 创建 Conda 环境</w:t>
@@ -292,6 +301,12 @@
     </w:p>
     <w:p>
       <w:pPr>
+        <w:pBdr>
+          <w:top w:val="single" w:sz="4" w:space="1" w:color="auto"/>
+          <w:left w:val="single" w:sz="4" w:space="4" w:color="auto"/>
+          <w:bottom w:val="single" w:sz="4" w:space="1" w:color="auto"/>
+          <w:right w:val="single" w:sz="4" w:space="4" w:color="auto"/>
+        </w:pBdr>
         <w:ind w:leftChars="200" w:left="420" w:firstLineChars="0" w:firstLine="0"/>
       </w:pPr>
       <w:proofErr w:type="spellStart"/>
@@ -322,6 +337,9 @@
     <w:p>
       <w:pPr>
         <w:pStyle w:val="2"/>
+        <w:rPr>
+          <w:rFonts w:hint="eastAsia"/>
+        </w:rPr>
       </w:pPr>
       <w:r>
         <w:t>3. 安装依赖</w:t>
@@ -330,89 +348,103 @@
     <w:p>
       <w:pPr>
         <w:pStyle w:val="2"/>
+        <w:pBdr>
+          <w:top w:val="single" w:sz="4" w:space="1" w:color="auto"/>
+          <w:left w:val="single" w:sz="4" w:space="4" w:color="auto"/>
+          <w:bottom w:val="single" w:sz="4" w:space="1" w:color="auto"/>
+          <w:right w:val="single" w:sz="4" w:space="4" w:color="auto"/>
+        </w:pBdr>
+        <w:rPr>
+          <w:rFonts w:asciiTheme="minorEastAsia" w:eastAsiaTheme="minorEastAsia" w:hAnsiTheme="minorEastAsia" w:hint="eastAsia"/>
+          <w:b w:val="0"/>
+          <w:bCs w:val="0"/>
+        </w:rPr>
+      </w:pPr>
+      <w:r>
+        <w:rPr>
+          <w:rFonts w:asciiTheme="minorEastAsia" w:eastAsiaTheme="minorEastAsia" w:hAnsiTheme="minorEastAsia" w:hint="eastAsia"/>
+          <w:b w:val="0"/>
+          <w:bCs w:val="0"/>
+        </w:rPr>
+        <w:t xml:space="preserve">pip </w:t>
+      </w:r>
+      <w:r>
         <w:rPr>
           <w:rFonts w:asciiTheme="minorEastAsia" w:eastAsiaTheme="minorEastAsia" w:hAnsiTheme="minorEastAsia"/>
           <w:b w:val="0"/>
           <w:bCs w:val="0"/>
         </w:rPr>
-      </w:pPr>
+        <w:t>install torch</w:t>
+      </w:r>
       <w:r>
         <w:rPr>
           <w:rFonts w:asciiTheme="minorEastAsia" w:eastAsiaTheme="minorEastAsia" w:hAnsiTheme="minorEastAsia" w:hint="eastAsia"/>
           <w:b w:val="0"/>
           <w:bCs w:val="0"/>
         </w:rPr>
-        <w:t xml:space="preserve">pip </w:t>
-      </w:r>
+        <w:t xml:space="preserve"> </w:t>
+      </w:r>
+      <w:proofErr w:type="spellStart"/>
       <w:r>
         <w:rPr>
           <w:rFonts w:asciiTheme="minorEastAsia" w:eastAsiaTheme="minorEastAsia" w:hAnsiTheme="minorEastAsia"/>
           <w:b w:val="0"/>
           <w:bCs w:val="0"/>
         </w:rPr>
-        <w:t>install torch</w:t>
-      </w:r>
-      <w:r>
-        <w:rPr>
-          <w:rFonts w:asciiTheme="minorEastAsia" w:eastAsiaTheme="minorEastAsia" w:hAnsiTheme="minorEastAsia" w:hint="eastAsia"/>
-          <w:b w:val="0"/>
-          <w:bCs w:val="0"/>
-        </w:rPr>
-        <w:t xml:space="preserve"> </w:t>
-      </w:r>
-      <w:proofErr w:type="spellStart"/>
+        <w:t>torchvision</w:t>
+      </w:r>
+      <w:proofErr w:type="spellEnd"/>
       <w:r>
         <w:rPr>
           <w:rFonts w:asciiTheme="minorEastAsia" w:eastAsiaTheme="minorEastAsia" w:hAnsiTheme="minorEastAsia"/>
           <w:b w:val="0"/>
           <w:bCs w:val="0"/>
         </w:rPr>
-        <w:t>torchvision</w:t>
-      </w:r>
-      <w:proofErr w:type="spellEnd"/>
+        <w:t xml:space="preserve"> </w:t>
+      </w:r>
+      <w:proofErr w:type="spellStart"/>
       <w:r>
         <w:rPr>
           <w:rFonts w:asciiTheme="minorEastAsia" w:eastAsiaTheme="minorEastAsia" w:hAnsiTheme="minorEastAsia"/>
           <w:b w:val="0"/>
           <w:bCs w:val="0"/>
         </w:rPr>
-        <w:t xml:space="preserve"> </w:t>
-      </w:r>
-      <w:proofErr w:type="spellStart"/>
+        <w:t>torchaudio</w:t>
+      </w:r>
+      <w:proofErr w:type="spellEnd"/>
       <w:r>
         <w:rPr>
           <w:rFonts w:asciiTheme="minorEastAsia" w:eastAsiaTheme="minorEastAsia" w:hAnsiTheme="minorEastAsia"/>
           <w:b w:val="0"/>
           <w:bCs w:val="0"/>
         </w:rPr>
-        <w:t>torchaudio</w:t>
-      </w:r>
-      <w:proofErr w:type="spellEnd"/>
+        <w:t xml:space="preserve"> --index-</w:t>
+      </w:r>
+      <w:proofErr w:type="spellStart"/>
       <w:r>
         <w:rPr>
           <w:rFonts w:asciiTheme="minorEastAsia" w:eastAsiaTheme="minorEastAsia" w:hAnsiTheme="minorEastAsia"/>
           <w:b w:val="0"/>
           <w:bCs w:val="0"/>
         </w:rPr>
-        <w:t xml:space="preserve"> --index-</w:t>
-      </w:r>
-      <w:proofErr w:type="spellStart"/>
+        <w:t>url</w:t>
+      </w:r>
+      <w:proofErr w:type="spellEnd"/>
       <w:r>
         <w:rPr>
           <w:rFonts w:asciiTheme="minorEastAsia" w:eastAsiaTheme="minorEastAsia" w:hAnsiTheme="minorEastAsia"/>
           <w:b w:val="0"/>
           <w:bCs w:val="0"/>
         </w:rPr>
-        <w:t>url</w:t>
-      </w:r>
-      <w:proofErr w:type="spellEnd"/>
+        <w:t xml:space="preserve"> https://download.pytorch.org/whl/cu126</w:t>
+      </w:r>
       <w:r>
         <w:rPr>
           <w:rFonts w:asciiTheme="minorEastAsia" w:eastAsiaTheme="minorEastAsia" w:hAnsiTheme="minorEastAsia"/>
           <w:b w:val="0"/>
           <w:bCs w:val="0"/>
         </w:rPr>
-        <w:t xml:space="preserve"> https://download.pytorch.org/whl/cu126</w:t>
+        <w:br/>
       </w:r>
       <w:r>
         <w:rPr>
@@ -421,77 +453,69 @@
           <w:bCs w:val="0"/>
         </w:rPr>
         <w:br/>
-      </w:r>
+        <w:t xml:space="preserve">pip install </w:t>
+      </w:r>
+      <w:proofErr w:type="spellStart"/>
       <w:r>
         <w:rPr>
           <w:rFonts w:asciiTheme="minorEastAsia" w:eastAsiaTheme="minorEastAsia" w:hAnsiTheme="minorEastAsia"/>
           <w:b w:val="0"/>
           <w:bCs w:val="0"/>
         </w:rPr>
-        <w:br/>
-        <w:t xml:space="preserve">pip install </w:t>
-      </w:r>
-      <w:proofErr w:type="spellStart"/>
+        <w:t>ultralytics</w:t>
+      </w:r>
+      <w:proofErr w:type="spellEnd"/>
       <w:r>
         <w:rPr>
           <w:rFonts w:asciiTheme="minorEastAsia" w:eastAsiaTheme="minorEastAsia" w:hAnsiTheme="minorEastAsia"/>
           <w:b w:val="0"/>
           <w:bCs w:val="0"/>
         </w:rPr>
-        <w:t>ultralytics</w:t>
-      </w:r>
-      <w:proofErr w:type="spellEnd"/>
+        <w:t xml:space="preserve"> </w:t>
+      </w:r>
+      <w:proofErr w:type="spellStart"/>
       <w:r>
         <w:rPr>
           <w:rFonts w:asciiTheme="minorEastAsia" w:eastAsiaTheme="minorEastAsia" w:hAnsiTheme="minorEastAsia"/>
           <w:b w:val="0"/>
           <w:bCs w:val="0"/>
         </w:rPr>
-        <w:t xml:space="preserve"> </w:t>
-      </w:r>
-      <w:proofErr w:type="spellStart"/>
+        <w:t>opencv</w:t>
+      </w:r>
+      <w:proofErr w:type="spellEnd"/>
       <w:r>
         <w:rPr>
           <w:rFonts w:asciiTheme="minorEastAsia" w:eastAsiaTheme="minorEastAsia" w:hAnsiTheme="minorEastAsia"/>
           <w:b w:val="0"/>
           <w:bCs w:val="0"/>
         </w:rPr>
-        <w:t>opencv</w:t>
-      </w:r>
-      <w:proofErr w:type="spellEnd"/>
+        <w:t xml:space="preserve">-python pandas matplotlib seaborn </w:t>
+      </w:r>
+      <w:proofErr w:type="spellStart"/>
       <w:r>
         <w:rPr>
           <w:rFonts w:asciiTheme="minorEastAsia" w:eastAsiaTheme="minorEastAsia" w:hAnsiTheme="minorEastAsia"/>
           <w:b w:val="0"/>
           <w:bCs w:val="0"/>
         </w:rPr>
-        <w:t xml:space="preserve">-python pandas matplotlib seaborn </w:t>
-      </w:r>
-      <w:proofErr w:type="spellStart"/>
+        <w:t>jupyter</w:t>
+      </w:r>
+      <w:proofErr w:type="spellEnd"/>
       <w:r>
         <w:rPr>
           <w:rFonts w:asciiTheme="minorEastAsia" w:eastAsiaTheme="minorEastAsia" w:hAnsiTheme="minorEastAsia"/>
           <w:b w:val="0"/>
           <w:bCs w:val="0"/>
         </w:rPr>
-        <w:t>jupyter</w:t>
-      </w:r>
-      <w:proofErr w:type="spellEnd"/>
+        <w:t xml:space="preserve"> </w:t>
+      </w:r>
+      <w:proofErr w:type="spellStart"/>
       <w:r>
         <w:rPr>
           <w:rFonts w:asciiTheme="minorEastAsia" w:eastAsiaTheme="minorEastAsia" w:hAnsiTheme="minorEastAsia"/>
           <w:b w:val="0"/>
           <w:bCs w:val="0"/>
         </w:rPr>
-        <w:t xml:space="preserve"> </w:t>
-      </w:r>
-      <w:proofErr w:type="spellStart"/>
-      <w:r>
-        <w:rPr>
-          <w:rFonts w:asciiTheme="minorEastAsia" w:eastAsiaTheme="minorEastAsia" w:hAnsiTheme="minorEastAsia"/>
-          <w:b w:val="0"/>
-          <w:bCs w:val="0"/>
-        </w:rPr>
         <w:t>tqdm</w:t>
       </w:r>
       <w:proofErr w:type="spellEnd"/>
@@ -504,6 +528,9 @@
     <w:p>
       <w:pPr>
         <w:pStyle w:val="2"/>
+        <w:rPr>
+          <w:rFonts w:hint="eastAsia"/>
+        </w:rPr>
       </w:pPr>
       <w:r>
         <w:t>4. GPU验证</w:t>
@@ -511,6 +538,12 @@
     </w:p>
     <w:p>
       <w:pPr>
+        <w:pBdr>
+          <w:top w:val="single" w:sz="4" w:space="1" w:color="auto"/>
+          <w:left w:val="single" w:sz="4" w:space="4" w:color="auto"/>
+          <w:bottom w:val="single" w:sz="4" w:space="1" w:color="auto"/>
+          <w:right w:val="single" w:sz="4" w:space="4" w:color="auto"/>
+        </w:pBdr>
         <w:ind w:firstLine="420"/>
       </w:pPr>
       <w:r>
@@ -576,6 +609,12 @@
     </w:p>
     <w:p>
       <w:pPr>
+        <w:pBdr>
+          <w:top w:val="single" w:sz="4" w:space="1" w:color="auto"/>
+          <w:left w:val="single" w:sz="4" w:space="4" w:color="auto"/>
+          <w:bottom w:val="single" w:sz="4" w:space="1" w:color="auto"/>
+          <w:right w:val="single" w:sz="4" w:space="4" w:color="auto"/>
+        </w:pBdr>
         <w:ind w:firstLine="420"/>
       </w:pPr>
       <w:r>
@@ -592,13 +631,16 @@
       </w:pPr>
       <w:r>
         <w:pict w14:anchorId="7F2B4B76">
-          <v:rect id="_x0000_i1064" style="width:0;height:1.5pt" o:hralign="center" o:hrstd="t" o:hr="t" fillcolor="#a0a0a0" stroked="f"/>
+          <v:rect id="_x0000_i1025" style="width:0;height:1.5pt" o:hralign="center" o:hrstd="t" o:hr="t" fillcolor="#a0a0a0" stroked="f"/>
         </w:pict>
       </w:r>
     </w:p>
     <w:p>
       <w:pPr>
         <w:pStyle w:val="2"/>
+        <w:rPr>
+          <w:rFonts w:hint="eastAsia"/>
+        </w:rPr>
       </w:pPr>
       <w:r>
         <w:t>5. Git</w:t>
@@ -709,6 +751,9 @@
     <w:p>
       <w:pPr>
         <w:pStyle w:val="2"/>
+        <w:rPr>
+          <w:rFonts w:hint="eastAsia"/>
+        </w:rPr>
       </w:pPr>
       <w:r>
         <w:t>6. 项目目录</w:t>
@@ -773,6 +818,9 @@
     <w:p>
       <w:pPr>
         <w:pStyle w:val="2"/>
+        <w:rPr>
+          <w:rFonts w:hint="eastAsia"/>
+        </w:rPr>
       </w:pPr>
       <w:r>
         <w:t>7. 完成情况</w:t>
@@ -2027,6 +2075,7 @@
   <w:style w:type="character" w:default="1" w:styleId="a2">
     <w:name w:val="Default Paragraph Font"/>
     <w:uiPriority w:val="1"/>
+    <w:semiHidden/>
     <w:unhideWhenUsed/>
   </w:style>
   <w:style w:type="table" w:default="1" w:styleId="a3">
